--- a/Manual_Sistemas_Diego.docx
+++ b/Manual_Sistemas_Diego.docx
@@ -895,20 +895,31 @@
             <w:spacing/>
             <w:ind/>
             <w:rPr>
+              <w:color w:val="5b9bd5" w:themeColor="accent1"/>
               <w:highlight w:val="none"/>
+              <w:u w:val="single"/>
             </w:rPr>
           </w:pPr>
           <w:r>
+            <w:rPr>
+              <w:color w:val="5b9bd5" w:themeColor="accent1"/>
+              <w:u w:val="single"/>
+            </w:rPr>
             <w:fldChar w:fldCharType="end"/>
           </w:r>
           <w:r>
             <w:rPr>
+              <w:color w:val="5b9bd5" w:themeColor="accent1"/>
               <w:highlight w:val="none"/>
+              <w:u w:val="single"/>
             </w:rPr>
+            <w:t xml:space="preserve">Actualización Marzo</w:t>
           </w:r>
           <w:r>
             <w:rPr>
+              <w:color w:val="5b9bd5" w:themeColor="accent1"/>
               <w:highlight w:val="none"/>
+              <w:u w:val="single"/>
             </w:rPr>
           </w:r>
         </w:p>
